--- a/DOCS_DA_CONVERTIRE/pioggia3_es.docx
+++ b/DOCS_DA_CONVERTIRE/pioggia3_es.docx
@@ -1,19 +1,142 @@
 
 <file path=word/document.xml><?xml version="1.0" encoding="utf-8"?>
-<w:document xmlns:wpc="http://schemas.microsoft.com/office/word/2010/wordprocessingCanvas" xmlns:cx="http://schemas.microsoft.com/office/drawing/2014/chartex" xmlns:cx1="http://schemas.microsoft.com/office/drawing/2015/9/8/chartex" xmlns:cx2="http://schemas.microsoft.com/office/drawing/2015/10/21/chartex" xmlns:cx3="http://schemas.microsoft.com/office/drawing/2016/5/9/chartex" xmlns:cx4="http://schemas.microsoft.com/office/drawing/2016/5/10/chartex" xmlns:cx5="http://schemas.microsoft.com/office/drawing/2016/5/11/chartex" xmlns:cx6="http://schemas.microsoft.com/office/drawing/2016/5/12/chartex" xmlns:cx7="http://schemas.microsoft.com/office/drawing/2016/5/13/chartex" xmlns:cx8="http://schemas.microsoft.com/office/drawing/2016/5/14/chartex" xmlns:mc="http://schemas.openxmlformats.org/markup-compatibility/2006" xmlns:aink="http://schemas.microsoft.com/office/drawing/2016/ink" xmlns:am3d="http://schemas.microsoft.com/office/drawing/2017/model3d" xmlns:o="urn:schemas-microsoft-com:office:office" xmlns:oel="http://schemas.microsoft.com/office/2019/extlst" xmlns:r="http://schemas.openxmlformats.org/officeDocument/2006/relationships" xmlns:m="http://schemas.openxmlformats.org/officeDocument/2006/math" xmlns:v="urn:schemas-microsoft-com:vml" xmlns:wp14="http://schemas.microsoft.com/office/word/2010/wordprocessingDrawing" xmlns:wp="http://schemas.openxmlformats.org/drawingml/2006/wordprocessingDrawing" xmlns:w10="urn:schemas-microsoft-com:office:word" xmlns:w="http://schemas.openxmlformats.org/wordprocessingml/2006/main" xmlns:w14="http://schemas.microsoft.com/office/word/2010/wordml" xmlns:w15="http://schemas.microsoft.com/office/word/2012/wordml" xmlns:w16cex="http://schemas.microsoft.com/office/word/2018/wordml/cex" xmlns:w16cid="http://schemas.microsoft.com/office/word/2016/wordml/cid" xmlns:w16="http://schemas.microsoft.com/office/word/2018/wordml" xmlns:w16du="http://schemas.microsoft.com/office/word/2023/wordml/word16du" xmlns:w16sdtdh="http://schemas.microsoft.com/office/word/2020/wordml/sdtdatahash" xmlns:w16sdtfl="http://schemas.microsoft.com/office/word/2024/wordml/sdtformatlock" xmlns:w16se="http://schemas.microsoft.com/office/word/2015/wordml/symex" xmlns:wpg="http://schemas.microsoft.com/office/word/2010/wordprocessingGroup" xmlns:wpi="http://schemas.microsoft.com/office/word/2010/wordprocessingInk" xmlns:wne="http://schemas.microsoft.com/office/word/2006/wordml" xmlns:wps="http://schemas.microsoft.com/office/word/2010/wordprocessingShape" mc:Ignorable="w14 w15 w16se w16cid w16 w16cex w16sdtdh w16sdtfl w16du wp14">
+<w:document xmlns:wpc="http://schemas.microsoft.com/office/word/2010/wordprocessingCanvas" xmlns:cx="http://schemas.microsoft.com/office/drawing/2014/chartex" xmlns:cx1="http://schemas.microsoft.com/office/drawing/2015/9/8/chartex" xmlns:cx2="http://schemas.microsoft.com/office/drawing/2015/10/21/chartex" xmlns:cx3="http://schemas.microsoft.com/office/drawing/2016/5/9/chartex" xmlns:cx4="http://schemas.microsoft.com/office/drawing/2016/5/10/chartex" xmlns:cx5="http://schemas.microsoft.com/office/drawing/2016/5/11/chartex" xmlns:cx6="http://schemas.microsoft.com/office/drawing/2016/5/12/chartex" xmlns:cx7="http://schemas.microsoft.com/office/drawing/2016/5/13/chartex" xmlns:cx8="http://schemas.microsoft.com/office/drawing/2016/5/14/chartex" xmlns:mc="http://schemas.openxmlformats.org/markup-compatibility/2006" xmlns:aink="http://schemas.microsoft.com/office/drawing/2016/ink" xmlns:am3d="http://schemas.microsoft.com/office/drawing/2017/model3d" xmlns:o="urn:schemas-microsoft-com:office:office" xmlns:oel="http://schemas.microsoft.com/office/2019/extlst" xmlns:r="http://schemas.openxmlformats.org/officeDocument/2006/relationships" xmlns:m="http://schemas.openxmlformats.org/officeDocument/2006/math" xmlns:v="urn:schemas-microsoft-com:vml" xmlns:wp14="http://schemas.microsoft.com/office/word/2010/wordprocessingDrawing" xmlns:wp="http://schemas.openxmlformats.org/drawingml/2006/wordprocessingDrawing" xmlns:w10="urn:schemas-microsoft-com:office:word" xmlns:w="http://schemas.openxmlformats.org/wordprocessingml/2006/main" xmlns:w14="http://schemas.microsoft.com/office/word/2010/wordml" xmlns:w15="http://schemas.microsoft.com/office/word/2012/wordml" xmlns:w16cei="http://schemas.microsoft.com/office/word/2026/wordml/cei" xmlns:w16cex="http://schemas.microsoft.com/office/word/2018/wordml/cex" xmlns:w16cid="http://schemas.microsoft.com/office/word/2016/wordml/cid" xmlns:w16="http://schemas.microsoft.com/office/word/2018/wordml" xmlns:w16du="http://schemas.microsoft.com/office/word/2023/wordml/word16du" xmlns:w16sdtdh="http://schemas.microsoft.com/office/word/2020/wordml/sdtdatahash" xmlns:w16sdtfl="http://schemas.microsoft.com/office/word/2024/wordml/sdtformatlock" xmlns:w16se="http://schemas.microsoft.com/office/word/2015/wordml/symex" xmlns:wpg="http://schemas.microsoft.com/office/word/2010/wordprocessingGroup" xmlns:wpi="http://schemas.microsoft.com/office/word/2010/wordprocessingInk" xmlns:wne="http://schemas.microsoft.com/office/word/2006/wordml" xmlns:wps="http://schemas.microsoft.com/office/word/2010/wordprocessingShape" mc:Ignorable="w14 w15 w16se w16cid w16 w16cex w16sdtdh w16sdtfl w16du wp14">
   <w:body>
     <w:p>
-      <w:r>
-        <w:t>El autor es Agostino Carracci.</w:t>
+      <w:pPr>
+        <w:rPr>
+          <w:b/>
+          <w:bCs/>
+        </w:rPr>
+      </w:pPr>
+      <w:r>
+        <w:rPr>
+          <w:b/>
+          <w:bCs/>
+        </w:rPr>
+        <w:t xml:space="preserve">La Adoración de </w:t>
+      </w:r>
+      <w:proofErr w:type="spellStart"/>
+      <w:r>
+        <w:rPr>
+          <w:b/>
+          <w:bCs/>
+        </w:rPr>
+        <w:t>los</w:t>
+      </w:r>
+      <w:proofErr w:type="spellEnd"/>
+      <w:r>
+        <w:rPr>
+          <w:b/>
+          <w:bCs/>
+        </w:rPr>
+        <w:t xml:space="preserve"> Pastores</w:t>
       </w:r>
     </w:p>
     <w:p>
       <w:r>
+        <w:t xml:space="preserve">La </w:t>
+      </w:r>
+      <w:r>
+        <w:rPr>
+          <w:b/>
+          <w:bCs/>
+        </w:rPr>
+        <w:t xml:space="preserve">Adoración de </w:t>
+      </w:r>
+      <w:proofErr w:type="spellStart"/>
+      <w:r>
+        <w:rPr>
+          <w:b/>
+          <w:bCs/>
+        </w:rPr>
+        <w:t>los</w:t>
+      </w:r>
+      <w:proofErr w:type="spellEnd"/>
+      <w:r>
+        <w:rPr>
+          <w:b/>
+          <w:bCs/>
+        </w:rPr>
+        <w:t xml:space="preserve"> Pastores</w:t>
+      </w:r>
+      <w:r>
+        <w:t xml:space="preserve"> (</w:t>
+      </w:r>
+      <w:proofErr w:type="spellStart"/>
+      <w:r>
+        <w:t>también</w:t>
+      </w:r>
+      <w:proofErr w:type="spellEnd"/>
+      <w:r>
+        <w:t xml:space="preserve"> </w:t>
+      </w:r>
+      <w:proofErr w:type="spellStart"/>
+      <w:r>
+        <w:t>conocida</w:t>
+      </w:r>
+      <w:proofErr w:type="spellEnd"/>
+      <w:r>
+        <w:t xml:space="preserve"> como la </w:t>
+      </w:r>
+      <w:r>
+        <w:rPr>
+          <w:i/>
+          <w:iCs/>
+        </w:rPr>
+        <w:t>Natividad</w:t>
+      </w:r>
+      <w:r>
+        <w:t xml:space="preserve">) es una </w:t>
+      </w:r>
+      <w:proofErr w:type="spellStart"/>
+      <w:r>
+        <w:t>obra</w:t>
+      </w:r>
+      <w:proofErr w:type="spellEnd"/>
+      <w:r>
+        <w:t xml:space="preserve"> maestra </w:t>
+      </w:r>
+      <w:proofErr w:type="spellStart"/>
+      <w:r>
+        <w:t>conservada</w:t>
+      </w:r>
+      <w:proofErr w:type="spellEnd"/>
+      <w:r>
+        <w:t xml:space="preserve"> en la </w:t>
+      </w:r>
+      <w:proofErr w:type="spellStart"/>
+      <w:r>
+        <w:t>primera</w:t>
+      </w:r>
+      <w:proofErr w:type="spellEnd"/>
+      <w:r>
+        <w:t xml:space="preserve"> </w:t>
+      </w:r>
+      <w:proofErr w:type="spellStart"/>
+      <w:r>
+        <w:t>capilla</w:t>
+      </w:r>
+      <w:proofErr w:type="spellEnd"/>
+      <w:r>
+        <w:t xml:space="preserve"> </w:t>
+      </w:r>
+      <w:proofErr w:type="gramStart"/>
+      <w:r>
+        <w:t>a la</w:t>
+      </w:r>
+      <w:proofErr w:type="gramEnd"/>
+      <w:r>
+        <w:t xml:space="preserve"> izquierda del Santuario de Santa Maria della Pioggia.</w:t>
+      </w:r>
+    </w:p>
+    <w:p>
+      <w:r>
         <w:rPr>
           <w:noProof/>
         </w:rPr>
         <w:drawing>
-          <wp:inline distT="0" distB="0" distL="0" distR="0" wp14:anchorId="2F6EF821" wp14:editId="03D70C64">
+          <wp:inline distT="0" distB="0" distL="0" distR="0" wp14:anchorId="7A16F75A" wp14:editId="5E1C2072">
             <wp:extent cx="5021580" cy="4739640"/>
             <wp:effectExtent l="0" t="0" r="7620" b="3810"/>
             <wp:docPr id="1608700671" name="Immagine 2" descr="Adorazione dei pastori"/>
@@ -64,13 +187,219 @@
     </w:p>
     <w:p>
       <w:r>
-        <w:t>[SPLIT_BLOCK:</w:t>
+        <w:t>[</w:t>
+      </w:r>
+      <w:proofErr w:type="spellStart"/>
+      <w:r>
+        <w:t>SPLIT_</w:t>
+      </w:r>
+      <w:proofErr w:type="gramStart"/>
+      <w:r>
+        <w:t>BLOCK:</w:t>
       </w:r>
       <w:r>
         <w:t>AdorazionePastori</w:t>
       </w:r>
       <w:r>
-        <w:t>.jpg]</w:t>
+        <w:t>.jpg</w:t>
+      </w:r>
+      <w:proofErr w:type="spellEnd"/>
+      <w:proofErr w:type="gramEnd"/>
+      <w:r>
+        <w:t>]</w:t>
+      </w:r>
+    </w:p>
+    <w:p/>
+    <w:p>
+      <w:pPr>
+        <w:rPr>
+          <w:b/>
+          <w:bCs/>
+        </w:rPr>
+      </w:pPr>
+      <w:r>
+        <w:rPr>
+          <w:b/>
+          <w:bCs/>
+        </w:rPr>
+        <w:t xml:space="preserve">Artista y </w:t>
+      </w:r>
+      <w:proofErr w:type="spellStart"/>
+      <w:r>
+        <w:rPr>
+          <w:b/>
+          <w:bCs/>
+        </w:rPr>
+        <w:t>Datación</w:t>
+      </w:r>
+      <w:proofErr w:type="spellEnd"/>
+    </w:p>
+    <w:p>
+      <w:proofErr w:type="spellStart"/>
+      <w:r>
+        <w:t>Realizada</w:t>
+      </w:r>
+      <w:proofErr w:type="spellEnd"/>
+      <w:r>
+        <w:t xml:space="preserve"> </w:t>
+      </w:r>
+      <w:proofErr w:type="spellStart"/>
+      <w:r>
+        <w:t>hacia</w:t>
+      </w:r>
+      <w:proofErr w:type="spellEnd"/>
+      <w:r>
+        <w:t xml:space="preserve"> </w:t>
+      </w:r>
+      <w:r>
+        <w:rPr>
+          <w:b/>
+          <w:bCs/>
+        </w:rPr>
+        <w:t>1595</w:t>
+      </w:r>
+      <w:r>
+        <w:t xml:space="preserve">, la </w:t>
+      </w:r>
+      <w:proofErr w:type="spellStart"/>
+      <w:r>
+        <w:t>obra</w:t>
+      </w:r>
+      <w:proofErr w:type="spellEnd"/>
+      <w:r>
+        <w:t xml:space="preserve"> </w:t>
+      </w:r>
+      <w:proofErr w:type="spellStart"/>
+      <w:r>
+        <w:t>lleva</w:t>
+      </w:r>
+      <w:proofErr w:type="spellEnd"/>
+      <w:r>
+        <w:t xml:space="preserve"> la firma de </w:t>
+      </w:r>
+      <w:r>
+        <w:rPr>
+          <w:b/>
+          <w:bCs/>
+        </w:rPr>
+        <w:t>Agostino Carracci</w:t>
+      </w:r>
+      <w:r>
+        <w:t xml:space="preserve"> (</w:t>
+      </w:r>
+      <w:proofErr w:type="spellStart"/>
+      <w:r>
+        <w:t>Bolonia</w:t>
+      </w:r>
+      <w:proofErr w:type="spellEnd"/>
+      <w:r>
+        <w:t xml:space="preserve">, 1557 – Parma, 1602). Agostino, </w:t>
+      </w:r>
+      <w:proofErr w:type="spellStart"/>
+      <w:r>
+        <w:t>teórico</w:t>
+      </w:r>
+      <w:proofErr w:type="spellEnd"/>
+      <w:r>
+        <w:t xml:space="preserve"> y mente </w:t>
+      </w:r>
+      <w:proofErr w:type="spellStart"/>
+      <w:r>
+        <w:t>intelectual</w:t>
+      </w:r>
+      <w:proofErr w:type="spellEnd"/>
+      <w:r>
+        <w:t xml:space="preserve"> de la </w:t>
+      </w:r>
+      <w:proofErr w:type="spellStart"/>
+      <w:r>
+        <w:t>familia</w:t>
+      </w:r>
+      <w:proofErr w:type="spellEnd"/>
+      <w:r>
+        <w:t xml:space="preserve">, </w:t>
+      </w:r>
+      <w:proofErr w:type="spellStart"/>
+      <w:r>
+        <w:t>fundó</w:t>
+      </w:r>
+      <w:proofErr w:type="spellEnd"/>
+      <w:r>
+        <w:t xml:space="preserve"> en </w:t>
+      </w:r>
+      <w:proofErr w:type="spellStart"/>
+      <w:r>
+        <w:t>Bolonia</w:t>
+      </w:r>
+      <w:proofErr w:type="spellEnd"/>
+      <w:r>
+        <w:t xml:space="preserve"> la </w:t>
+      </w:r>
+      <w:proofErr w:type="spellStart"/>
+      <w:r>
+        <w:t>célebre</w:t>
+      </w:r>
+      <w:proofErr w:type="spellEnd"/>
+      <w:r>
+        <w:t xml:space="preserve"> </w:t>
+      </w:r>
+      <w:r>
+        <w:rPr>
+          <w:i/>
+          <w:iCs/>
+        </w:rPr>
+        <w:t>Accademia degli Incamminati</w:t>
+      </w:r>
+      <w:r>
+        <w:t xml:space="preserve"> </w:t>
+      </w:r>
+      <w:proofErr w:type="spellStart"/>
+      <w:r>
+        <w:t>junto</w:t>
+      </w:r>
+      <w:proofErr w:type="spellEnd"/>
+      <w:r>
+        <w:t xml:space="preserve"> </w:t>
+      </w:r>
+      <w:proofErr w:type="gramStart"/>
+      <w:r>
+        <w:t>a su</w:t>
+      </w:r>
+      <w:proofErr w:type="gramEnd"/>
+      <w:r>
+        <w:t xml:space="preserve"> </w:t>
+      </w:r>
+      <w:proofErr w:type="spellStart"/>
+      <w:r>
+        <w:t>hermano</w:t>
+      </w:r>
+      <w:proofErr w:type="spellEnd"/>
+      <w:r>
+        <w:t xml:space="preserve"> Annibale y su primo Ludovico, </w:t>
+      </w:r>
+      <w:proofErr w:type="spellStart"/>
+      <w:r>
+        <w:t>reformando</w:t>
+      </w:r>
+      <w:proofErr w:type="spellEnd"/>
+      <w:r>
+        <w:t xml:space="preserve"> la pintura italiana </w:t>
+      </w:r>
+      <w:proofErr w:type="spellStart"/>
+      <w:r>
+        <w:t>hacia</w:t>
+      </w:r>
+      <w:proofErr w:type="spellEnd"/>
+      <w:r>
+        <w:t xml:space="preserve"> un </w:t>
+      </w:r>
+      <w:proofErr w:type="spellStart"/>
+      <w:r>
+        <w:t>nuevo</w:t>
+      </w:r>
+      <w:proofErr w:type="spellEnd"/>
+      <w:r>
+        <w:t xml:space="preserve"> naturalismo.</w:t>
       </w:r>
     </w:p>
     <w:p>
@@ -85,8 +414,665 @@
           <w:b/>
           <w:bCs/>
         </w:rPr>
-        <w:t>"La Adoración de los Pastores"</w:t>
-      </w:r>
+        <w:t xml:space="preserve">El "Realismo </w:t>
+      </w:r>
+      <w:proofErr w:type="spellStart"/>
+      <w:r>
+        <w:rPr>
+          <w:b/>
+          <w:bCs/>
+        </w:rPr>
+        <w:t>Excesivo</w:t>
+      </w:r>
+      <w:proofErr w:type="spellEnd"/>
+      <w:r>
+        <w:rPr>
+          <w:b/>
+          <w:bCs/>
+        </w:rPr>
+        <w:t xml:space="preserve">" y </w:t>
+      </w:r>
+      <w:proofErr w:type="spellStart"/>
+      <w:r>
+        <w:rPr>
+          <w:b/>
+          <w:bCs/>
+        </w:rPr>
+        <w:t>las</w:t>
+      </w:r>
+      <w:proofErr w:type="spellEnd"/>
+      <w:r>
+        <w:rPr>
+          <w:b/>
+          <w:bCs/>
+        </w:rPr>
+        <w:t xml:space="preserve"> </w:t>
+      </w:r>
+      <w:proofErr w:type="spellStart"/>
+      <w:r>
+        <w:rPr>
+          <w:b/>
+          <w:bCs/>
+        </w:rPr>
+        <w:t>Críticas</w:t>
+      </w:r>
+      <w:proofErr w:type="spellEnd"/>
+      <w:r>
+        <w:rPr>
+          <w:b/>
+          <w:bCs/>
+        </w:rPr>
+        <w:t xml:space="preserve"> de la </w:t>
+      </w:r>
+      <w:proofErr w:type="spellStart"/>
+      <w:r>
+        <w:rPr>
+          <w:b/>
+          <w:bCs/>
+        </w:rPr>
+        <w:t>Época</w:t>
+      </w:r>
+      <w:proofErr w:type="spellEnd"/>
+    </w:p>
+    <w:p>
+      <w:r>
+        <w:t xml:space="preserve">La pintura es famosa por su </w:t>
+      </w:r>
+      <w:proofErr w:type="spellStart"/>
+      <w:r>
+        <w:t>extraordinaria</w:t>
+      </w:r>
+      <w:proofErr w:type="spellEnd"/>
+      <w:r>
+        <w:t xml:space="preserve"> </w:t>
+      </w:r>
+      <w:proofErr w:type="spellStart"/>
+      <w:r>
+        <w:t>veracidad</w:t>
+      </w:r>
+      <w:proofErr w:type="spellEnd"/>
+      <w:r>
+        <w:t xml:space="preserve"> y su </w:t>
+      </w:r>
+      <w:proofErr w:type="spellStart"/>
+      <w:r>
+        <w:t>atención</w:t>
+      </w:r>
+      <w:proofErr w:type="spellEnd"/>
+      <w:r>
+        <w:t xml:space="preserve"> casi </w:t>
+      </w:r>
+      <w:proofErr w:type="spellStart"/>
+      <w:r>
+        <w:t>flamenca</w:t>
+      </w:r>
+      <w:proofErr w:type="spellEnd"/>
+      <w:r>
+        <w:t xml:space="preserve"> a </w:t>
+      </w:r>
+      <w:proofErr w:type="spellStart"/>
+      <w:r>
+        <w:t>los</w:t>
+      </w:r>
+      <w:proofErr w:type="spellEnd"/>
+      <w:r>
+        <w:t xml:space="preserve"> </w:t>
+      </w:r>
+      <w:proofErr w:type="spellStart"/>
+      <w:r>
+        <w:t>detalles</w:t>
+      </w:r>
+      <w:proofErr w:type="spellEnd"/>
+      <w:r>
+        <w:t xml:space="preserve">. Sin embargo, esta </w:t>
+      </w:r>
+      <w:proofErr w:type="spellStart"/>
+      <w:r>
+        <w:t>elección</w:t>
+      </w:r>
+      <w:proofErr w:type="spellEnd"/>
+      <w:r>
+        <w:t xml:space="preserve"> </w:t>
+      </w:r>
+      <w:proofErr w:type="spellStart"/>
+      <w:r>
+        <w:t>expresiva</w:t>
+      </w:r>
+      <w:proofErr w:type="spellEnd"/>
+      <w:r>
+        <w:t xml:space="preserve"> no </w:t>
+      </w:r>
+      <w:proofErr w:type="spellStart"/>
+      <w:r>
+        <w:t>fue</w:t>
+      </w:r>
+      <w:proofErr w:type="spellEnd"/>
+      <w:r>
+        <w:t xml:space="preserve"> </w:t>
+      </w:r>
+      <w:proofErr w:type="spellStart"/>
+      <w:r>
+        <w:t>bien</w:t>
+      </w:r>
+      <w:proofErr w:type="spellEnd"/>
+      <w:r>
+        <w:t xml:space="preserve"> </w:t>
+      </w:r>
+      <w:proofErr w:type="spellStart"/>
+      <w:r>
+        <w:t>acogida</w:t>
+      </w:r>
+      <w:proofErr w:type="spellEnd"/>
+      <w:r>
+        <w:t xml:space="preserve"> </w:t>
+      </w:r>
+      <w:proofErr w:type="spellStart"/>
+      <w:r>
+        <w:t>desde</w:t>
+      </w:r>
+      <w:proofErr w:type="spellEnd"/>
+      <w:r>
+        <w:t xml:space="preserve"> </w:t>
+      </w:r>
+      <w:proofErr w:type="spellStart"/>
+      <w:r>
+        <w:t>el</w:t>
+      </w:r>
+      <w:proofErr w:type="spellEnd"/>
+      <w:r>
+        <w:t xml:space="preserve"> principio.</w:t>
+      </w:r>
+    </w:p>
+    <w:p>
+      <w:r>
+        <w:t xml:space="preserve">Como </w:t>
+      </w:r>
+      <w:proofErr w:type="spellStart"/>
+      <w:r>
+        <w:t>recuerda</w:t>
+      </w:r>
+      <w:proofErr w:type="spellEnd"/>
+      <w:r>
+        <w:t xml:space="preserve"> </w:t>
+      </w:r>
+      <w:proofErr w:type="spellStart"/>
+      <w:r>
+        <w:t>el</w:t>
+      </w:r>
+      <w:proofErr w:type="spellEnd"/>
+      <w:r>
+        <w:t xml:space="preserve"> </w:t>
+      </w:r>
+      <w:proofErr w:type="spellStart"/>
+      <w:r>
+        <w:t>historiógrafo</w:t>
+      </w:r>
+      <w:proofErr w:type="spellEnd"/>
+      <w:r>
+        <w:t xml:space="preserve"> </w:t>
+      </w:r>
+      <w:proofErr w:type="spellStart"/>
+      <w:r>
+        <w:t>barroco</w:t>
+      </w:r>
+      <w:proofErr w:type="spellEnd"/>
+      <w:r>
+        <w:t xml:space="preserve"> </w:t>
+      </w:r>
+      <w:r>
+        <w:rPr>
+          <w:b/>
+          <w:bCs/>
+        </w:rPr>
+        <w:t>Carlo Cesare Malvasia</w:t>
+      </w:r>
+      <w:r>
+        <w:t xml:space="preserve"> en su </w:t>
+      </w:r>
+      <w:proofErr w:type="spellStart"/>
+      <w:r>
+        <w:t>obra</w:t>
+      </w:r>
+      <w:proofErr w:type="spellEnd"/>
+      <w:r>
+        <w:t xml:space="preserve"> </w:t>
+      </w:r>
+      <w:r>
+        <w:rPr>
+          <w:i/>
+          <w:iCs/>
+        </w:rPr>
+        <w:t>Felsina Pittrice</w:t>
+      </w:r>
+      <w:r>
+        <w:t xml:space="preserve"> (1678), </w:t>
+      </w:r>
+      <w:proofErr w:type="spellStart"/>
+      <w:r>
+        <w:t>sus</w:t>
+      </w:r>
+      <w:proofErr w:type="spellEnd"/>
+      <w:r>
+        <w:t xml:space="preserve"> </w:t>
+      </w:r>
+      <w:proofErr w:type="spellStart"/>
+      <w:r>
+        <w:t>contemporáneos</w:t>
+      </w:r>
+      <w:proofErr w:type="spellEnd"/>
+      <w:r>
+        <w:t xml:space="preserve"> </w:t>
+      </w:r>
+      <w:proofErr w:type="spellStart"/>
+      <w:r>
+        <w:t>quedaron</w:t>
+      </w:r>
+      <w:proofErr w:type="spellEnd"/>
+      <w:r>
+        <w:t xml:space="preserve"> </w:t>
+      </w:r>
+      <w:proofErr w:type="spellStart"/>
+      <w:r>
+        <w:t>desconcertados</w:t>
+      </w:r>
+      <w:proofErr w:type="spellEnd"/>
+      <w:r>
+        <w:t xml:space="preserve"> ante </w:t>
+      </w:r>
+      <w:proofErr w:type="spellStart"/>
+      <w:r>
+        <w:t>el</w:t>
+      </w:r>
+      <w:proofErr w:type="spellEnd"/>
+      <w:r>
+        <w:t xml:space="preserve"> naturalismo "</w:t>
+      </w:r>
+      <w:proofErr w:type="spellStart"/>
+      <w:r>
+        <w:t>popular</w:t>
+      </w:r>
+      <w:proofErr w:type="spellEnd"/>
+      <w:r>
+        <w:t xml:space="preserve">" de </w:t>
+      </w:r>
+      <w:proofErr w:type="spellStart"/>
+      <w:r>
+        <w:t>los</w:t>
+      </w:r>
+      <w:proofErr w:type="spellEnd"/>
+      <w:r>
+        <w:t xml:space="preserve"> </w:t>
+      </w:r>
+      <w:r>
+        <w:lastRenderedPageBreak/>
+        <w:t xml:space="preserve">Carracci. En </w:t>
+      </w:r>
+      <w:proofErr w:type="spellStart"/>
+      <w:r>
+        <w:t>aquella</w:t>
+      </w:r>
+      <w:proofErr w:type="spellEnd"/>
+      <w:r>
+        <w:t xml:space="preserve"> </w:t>
+      </w:r>
+      <w:proofErr w:type="spellStart"/>
+      <w:r>
+        <w:t>época</w:t>
+      </w:r>
+      <w:proofErr w:type="spellEnd"/>
+      <w:r>
+        <w:t xml:space="preserve">, </w:t>
+      </w:r>
+      <w:proofErr w:type="spellStart"/>
+      <w:r>
+        <w:t>pintar</w:t>
+      </w:r>
+      <w:proofErr w:type="spellEnd"/>
+      <w:r>
+        <w:t xml:space="preserve"> a </w:t>
+      </w:r>
+      <w:proofErr w:type="spellStart"/>
+      <w:r>
+        <w:t>los</w:t>
+      </w:r>
+      <w:proofErr w:type="spellEnd"/>
+      <w:r>
+        <w:t xml:space="preserve"> </w:t>
+      </w:r>
+      <w:proofErr w:type="spellStart"/>
+      <w:r>
+        <w:t>pastores</w:t>
+      </w:r>
+      <w:proofErr w:type="spellEnd"/>
+      <w:r>
+        <w:t xml:space="preserve"> con </w:t>
+      </w:r>
+      <w:proofErr w:type="spellStart"/>
+      <w:r>
+        <w:t>rostros</w:t>
+      </w:r>
+      <w:proofErr w:type="spellEnd"/>
+      <w:r>
+        <w:t xml:space="preserve"> </w:t>
+      </w:r>
+      <w:proofErr w:type="spellStart"/>
+      <w:r>
+        <w:t>curtidos</w:t>
+      </w:r>
+      <w:proofErr w:type="spellEnd"/>
+      <w:r>
+        <w:t xml:space="preserve"> por </w:t>
+      </w:r>
+      <w:proofErr w:type="spellStart"/>
+      <w:r>
+        <w:t>el</w:t>
+      </w:r>
+      <w:proofErr w:type="spellEnd"/>
+      <w:r>
+        <w:t xml:space="preserve"> </w:t>
+      </w:r>
+      <w:proofErr w:type="spellStart"/>
+      <w:r>
+        <w:t>trabajo</w:t>
+      </w:r>
+      <w:proofErr w:type="spellEnd"/>
+      <w:r>
+        <w:t xml:space="preserve">, </w:t>
+      </w:r>
+      <w:proofErr w:type="spellStart"/>
+      <w:r>
+        <w:t>ropas</w:t>
+      </w:r>
+      <w:proofErr w:type="spellEnd"/>
+      <w:r>
+        <w:t xml:space="preserve"> </w:t>
+      </w:r>
+      <w:proofErr w:type="spellStart"/>
+      <w:r>
+        <w:t>humildes</w:t>
+      </w:r>
+      <w:proofErr w:type="spellEnd"/>
+      <w:r>
+        <w:t xml:space="preserve"> o </w:t>
+      </w:r>
+      <w:proofErr w:type="spellStart"/>
+      <w:r>
+        <w:t>detalles</w:t>
+      </w:r>
+      <w:proofErr w:type="spellEnd"/>
+      <w:r>
+        <w:t xml:space="preserve"> </w:t>
+      </w:r>
+      <w:proofErr w:type="spellStart"/>
+      <w:r>
+        <w:t>físicos</w:t>
+      </w:r>
+      <w:proofErr w:type="spellEnd"/>
+      <w:r>
+        <w:t xml:space="preserve"> </w:t>
+      </w:r>
+      <w:proofErr w:type="spellStart"/>
+      <w:r>
+        <w:t>demasiado</w:t>
+      </w:r>
+      <w:proofErr w:type="spellEnd"/>
+      <w:r>
+        <w:t xml:space="preserve"> </w:t>
+      </w:r>
+      <w:proofErr w:type="spellStart"/>
+      <w:r>
+        <w:t>reales</w:t>
+      </w:r>
+      <w:proofErr w:type="spellEnd"/>
+      <w:r>
+        <w:t xml:space="preserve"> (como </w:t>
+      </w:r>
+      <w:proofErr w:type="spellStart"/>
+      <w:r>
+        <w:t>los</w:t>
+      </w:r>
+      <w:proofErr w:type="spellEnd"/>
+      <w:r>
+        <w:t xml:space="preserve"> </w:t>
+      </w:r>
+      <w:proofErr w:type="spellStart"/>
+      <w:r>
+        <w:t>famosos</w:t>
+      </w:r>
+      <w:proofErr w:type="spellEnd"/>
+      <w:r>
+        <w:t xml:space="preserve"> </w:t>
+      </w:r>
+      <w:proofErr w:type="spellStart"/>
+      <w:r>
+        <w:t>pies</w:t>
+      </w:r>
+      <w:proofErr w:type="spellEnd"/>
+      <w:r>
+        <w:t xml:space="preserve"> </w:t>
+      </w:r>
+      <w:proofErr w:type="spellStart"/>
+      <w:r>
+        <w:t>callosos</w:t>
+      </w:r>
+      <w:proofErr w:type="spellEnd"/>
+      <w:r>
+        <w:t xml:space="preserve"> </w:t>
+      </w:r>
+      <w:proofErr w:type="spellStart"/>
+      <w:r>
+        <w:t>criticados</w:t>
+      </w:r>
+      <w:proofErr w:type="spellEnd"/>
+      <w:r>
+        <w:t xml:space="preserve"> en San Francisco en </w:t>
+      </w:r>
+      <w:proofErr w:type="spellStart"/>
+      <w:r>
+        <w:t>otros</w:t>
+      </w:r>
+      <w:proofErr w:type="spellEnd"/>
+      <w:r>
+        <w:t xml:space="preserve"> </w:t>
+      </w:r>
+      <w:proofErr w:type="spellStart"/>
+      <w:r>
+        <w:t>altares</w:t>
+      </w:r>
+      <w:proofErr w:type="spellEnd"/>
+      <w:r>
+        <w:t xml:space="preserve">) se </w:t>
+      </w:r>
+      <w:proofErr w:type="spellStart"/>
+      <w:r>
+        <w:t>consideraba</w:t>
+      </w:r>
+      <w:proofErr w:type="spellEnd"/>
+      <w:r>
+        <w:t xml:space="preserve"> un </w:t>
+      </w:r>
+      <w:proofErr w:type="spellStart"/>
+      <w:r>
+        <w:t>detalle</w:t>
+      </w:r>
+      <w:proofErr w:type="spellEnd"/>
+      <w:r>
+        <w:t xml:space="preserve"> "</w:t>
+      </w:r>
+      <w:proofErr w:type="spellStart"/>
+      <w:r>
+        <w:t>excesivo</w:t>
+      </w:r>
+      <w:proofErr w:type="spellEnd"/>
+      <w:r>
+        <w:t xml:space="preserve">" y </w:t>
+      </w:r>
+      <w:proofErr w:type="spellStart"/>
+      <w:r>
+        <w:t>falto</w:t>
+      </w:r>
+      <w:proofErr w:type="spellEnd"/>
+      <w:r>
+        <w:t xml:space="preserve"> de decoro religioso.</w:t>
+      </w:r>
+    </w:p>
+    <w:p>
+      <w:r>
+        <w:t xml:space="preserve">Para la </w:t>
+      </w:r>
+      <w:proofErr w:type="spellStart"/>
+      <w:r>
+        <w:t>crítica</w:t>
+      </w:r>
+      <w:proofErr w:type="spellEnd"/>
+      <w:r>
+        <w:t xml:space="preserve"> moderna, en cambio, este </w:t>
+      </w:r>
+      <w:proofErr w:type="spellStart"/>
+      <w:r>
+        <w:t>lenguaje</w:t>
+      </w:r>
+      <w:proofErr w:type="spellEnd"/>
+      <w:r>
+        <w:t xml:space="preserve"> </w:t>
+      </w:r>
+      <w:proofErr w:type="spellStart"/>
+      <w:r>
+        <w:t>despoja</w:t>
+      </w:r>
+      <w:proofErr w:type="spellEnd"/>
+      <w:r>
+        <w:t xml:space="preserve"> la </w:t>
+      </w:r>
+      <w:proofErr w:type="spellStart"/>
+      <w:r>
+        <w:t>escena</w:t>
+      </w:r>
+      <w:proofErr w:type="spellEnd"/>
+      <w:r>
+        <w:t xml:space="preserve"> sagrada de </w:t>
+      </w:r>
+      <w:proofErr w:type="spellStart"/>
+      <w:r>
+        <w:t>toda</w:t>
+      </w:r>
+      <w:proofErr w:type="spellEnd"/>
+      <w:r>
+        <w:t xml:space="preserve"> </w:t>
+      </w:r>
+      <w:proofErr w:type="spellStart"/>
+      <w:r>
+        <w:t>retórica</w:t>
+      </w:r>
+      <w:proofErr w:type="spellEnd"/>
+      <w:r>
+        <w:t xml:space="preserve">, situando </w:t>
+      </w:r>
+      <w:proofErr w:type="spellStart"/>
+      <w:r>
+        <w:t>el</w:t>
+      </w:r>
+      <w:proofErr w:type="spellEnd"/>
+      <w:r>
+        <w:t xml:space="preserve"> </w:t>
+      </w:r>
+      <w:proofErr w:type="spellStart"/>
+      <w:r>
+        <w:t>acontecimiento</w:t>
+      </w:r>
+      <w:proofErr w:type="spellEnd"/>
+      <w:r>
+        <w:t xml:space="preserve"> divino en la </w:t>
+      </w:r>
+      <w:proofErr w:type="spellStart"/>
+      <w:r>
+        <w:t>cotidianidad</w:t>
+      </w:r>
+      <w:proofErr w:type="spellEnd"/>
+      <w:r>
+        <w:t xml:space="preserve"> y </w:t>
+      </w:r>
+      <w:proofErr w:type="spellStart"/>
+      <w:r>
+        <w:t>convirtiendo</w:t>
+      </w:r>
+      <w:proofErr w:type="spellEnd"/>
+      <w:r>
+        <w:t xml:space="preserve"> a </w:t>
+      </w:r>
+      <w:proofErr w:type="spellStart"/>
+      <w:r>
+        <w:t>los</w:t>
+      </w:r>
+      <w:proofErr w:type="spellEnd"/>
+      <w:r>
+        <w:t xml:space="preserve"> Carracci en </w:t>
+      </w:r>
+      <w:proofErr w:type="spellStart"/>
+      <w:r>
+        <w:t>los</w:t>
+      </w:r>
+      <w:proofErr w:type="spellEnd"/>
+      <w:r>
+        <w:t xml:space="preserve"> </w:t>
+      </w:r>
+      <w:proofErr w:type="spellStart"/>
+      <w:r>
+        <w:t>grandes</w:t>
+      </w:r>
+      <w:proofErr w:type="spellEnd"/>
+      <w:r>
+        <w:t xml:space="preserve"> </w:t>
+      </w:r>
+      <w:proofErr w:type="spellStart"/>
+      <w:r>
+        <w:t>pioneros</w:t>
+      </w:r>
+      <w:proofErr w:type="spellEnd"/>
+      <w:r>
+        <w:t xml:space="preserve"> de la pintura </w:t>
+      </w:r>
+      <w:proofErr w:type="spellStart"/>
+      <w:r>
+        <w:t>barroca</w:t>
+      </w:r>
+      <w:proofErr w:type="spellEnd"/>
+      <w:r>
+        <w:t xml:space="preserve"> europea.</w:t>
+      </w:r>
+    </w:p>
+    <w:p>
+      <w:pPr>
+        <w:rPr>
+          <w:b/>
+          <w:bCs/>
+        </w:rPr>
+      </w:pPr>
+      <w:proofErr w:type="spellStart"/>
+      <w:r>
+        <w:rPr>
+          <w:b/>
+          <w:bCs/>
+        </w:rPr>
+        <w:t>Anécdotas</w:t>
+      </w:r>
+      <w:proofErr w:type="spellEnd"/>
+      <w:r>
+        <w:rPr>
+          <w:b/>
+          <w:bCs/>
+        </w:rPr>
+        <w:t xml:space="preserve"> y </w:t>
+      </w:r>
+      <w:proofErr w:type="spellStart"/>
+      <w:r>
+        <w:rPr>
+          <w:b/>
+          <w:bCs/>
+        </w:rPr>
+        <w:t>Curiosidades</w:t>
+      </w:r>
+      <w:proofErr w:type="spellEnd"/>
     </w:p>
     <w:p>
       <w:pPr>
@@ -100,20 +1086,242 @@
           <w:b/>
           <w:bCs/>
         </w:rPr>
-        <w:t xml:space="preserve">Artista: </w:t>
-      </w:r>
-      <w:r>
-        <w:t xml:space="preserve">La obra se atribuye a </w:t>
-      </w:r>
-      <w:r>
-        <w:rPr>
-          <w:b/>
-          <w:bCs/>
-        </w:rPr>
-        <w:t xml:space="preserve">Agostino Carracci </w:t>
-      </w:r>
-      <w:r>
-        <w:t>(Bolonia, 1557 – Parma, 1602), uno de los fundadores de la Accademia degli Incamminati, junto con su hermano Annibale y su primo Ludovico.</w:t>
+        <w:t xml:space="preserve">Agostino </w:t>
+      </w:r>
+      <w:proofErr w:type="spellStart"/>
+      <w:r>
+        <w:rPr>
+          <w:b/>
+          <w:bCs/>
+        </w:rPr>
+        <w:t>el</w:t>
+      </w:r>
+      <w:proofErr w:type="spellEnd"/>
+      <w:r>
+        <w:rPr>
+          <w:b/>
+          <w:bCs/>
+        </w:rPr>
+        <w:t xml:space="preserve"> </w:t>
+      </w:r>
+      <w:proofErr w:type="spellStart"/>
+      <w:r>
+        <w:rPr>
+          <w:b/>
+          <w:bCs/>
+        </w:rPr>
+        <w:t>Grabador</w:t>
+      </w:r>
+      <w:proofErr w:type="spellEnd"/>
+      <w:r>
+        <w:rPr>
+          <w:b/>
+          <w:bCs/>
+        </w:rPr>
+        <w:t>:</w:t>
+      </w:r>
+      <w:r>
+        <w:t xml:space="preserve"> Agostino no solo era pintor, sino </w:t>
+      </w:r>
+      <w:proofErr w:type="spellStart"/>
+      <w:r>
+        <w:t>también</w:t>
+      </w:r>
+      <w:proofErr w:type="spellEnd"/>
+      <w:r>
+        <w:t xml:space="preserve"> uno de </w:t>
+      </w:r>
+      <w:proofErr w:type="spellStart"/>
+      <w:r>
+        <w:t>los</w:t>
+      </w:r>
+      <w:proofErr w:type="spellEnd"/>
+      <w:r>
+        <w:t xml:space="preserve"> </w:t>
+      </w:r>
+      <w:proofErr w:type="spellStart"/>
+      <w:r>
+        <w:t>mejores</w:t>
+      </w:r>
+      <w:proofErr w:type="spellEnd"/>
+      <w:r>
+        <w:t xml:space="preserve"> </w:t>
+      </w:r>
+      <w:proofErr w:type="spellStart"/>
+      <w:r>
+        <w:t>grabadores</w:t>
+      </w:r>
+      <w:proofErr w:type="spellEnd"/>
+      <w:r>
+        <w:t xml:space="preserve"> del </w:t>
+      </w:r>
+      <w:proofErr w:type="spellStart"/>
+      <w:r>
+        <w:t>Renacimiento</w:t>
+      </w:r>
+      <w:proofErr w:type="spellEnd"/>
+      <w:r>
+        <w:t xml:space="preserve"> y del </w:t>
+      </w:r>
+      <w:proofErr w:type="spellStart"/>
+      <w:r>
+        <w:t>Barroco</w:t>
+      </w:r>
+      <w:proofErr w:type="spellEnd"/>
+      <w:r>
+        <w:t xml:space="preserve">. Su dominio del </w:t>
+      </w:r>
+      <w:proofErr w:type="spellStart"/>
+      <w:r>
+        <w:t>dibujo</w:t>
+      </w:r>
+      <w:proofErr w:type="spellEnd"/>
+      <w:r>
+        <w:t xml:space="preserve"> </w:t>
+      </w:r>
+      <w:proofErr w:type="spellStart"/>
+      <w:r>
+        <w:t>técnico</w:t>
+      </w:r>
+      <w:proofErr w:type="spellEnd"/>
+      <w:r>
+        <w:t xml:space="preserve"> y del </w:t>
+      </w:r>
+      <w:proofErr w:type="spellStart"/>
+      <w:r>
+        <w:t>juego</w:t>
+      </w:r>
+      <w:proofErr w:type="spellEnd"/>
+      <w:r>
+        <w:t xml:space="preserve"> de </w:t>
+      </w:r>
+      <w:proofErr w:type="spellStart"/>
+      <w:r>
+        <w:t>luces</w:t>
+      </w:r>
+      <w:proofErr w:type="spellEnd"/>
+      <w:r>
+        <w:t xml:space="preserve"> se </w:t>
+      </w:r>
+      <w:proofErr w:type="spellStart"/>
+      <w:r>
+        <w:t>refleja</w:t>
+      </w:r>
+      <w:proofErr w:type="spellEnd"/>
+      <w:r>
+        <w:t xml:space="preserve"> </w:t>
+      </w:r>
+      <w:proofErr w:type="spellStart"/>
+      <w:r>
+        <w:t>claramente</w:t>
+      </w:r>
+      <w:proofErr w:type="spellEnd"/>
+      <w:r>
+        <w:t xml:space="preserve"> en </w:t>
+      </w:r>
+      <w:proofErr w:type="spellStart"/>
+      <w:r>
+        <w:t>los</w:t>
+      </w:r>
+      <w:proofErr w:type="spellEnd"/>
+      <w:r>
+        <w:t xml:space="preserve"> </w:t>
+      </w:r>
+      <w:proofErr w:type="spellStart"/>
+      <w:r>
+        <w:t>contrastes</w:t>
+      </w:r>
+      <w:proofErr w:type="spellEnd"/>
+      <w:r>
+        <w:t xml:space="preserve"> de </w:t>
+      </w:r>
+      <w:proofErr w:type="spellStart"/>
+      <w:r>
+        <w:t>claroscuro</w:t>
+      </w:r>
+      <w:proofErr w:type="spellEnd"/>
+      <w:r>
+        <w:t xml:space="preserve"> de esta </w:t>
+      </w:r>
+      <w:proofErr w:type="spellStart"/>
+      <w:r>
+        <w:t>obra</w:t>
+      </w:r>
+      <w:proofErr w:type="spellEnd"/>
+      <w:r>
+        <w:t xml:space="preserve">, donde la </w:t>
+      </w:r>
+      <w:proofErr w:type="spellStart"/>
+      <w:r>
+        <w:t>luz</w:t>
+      </w:r>
+      <w:proofErr w:type="spellEnd"/>
+      <w:r>
+        <w:t xml:space="preserve"> </w:t>
+      </w:r>
+      <w:proofErr w:type="spellStart"/>
+      <w:r>
+        <w:t>parece</w:t>
+      </w:r>
+      <w:proofErr w:type="spellEnd"/>
+      <w:r>
+        <w:t xml:space="preserve"> emanar </w:t>
+      </w:r>
+      <w:proofErr w:type="spellStart"/>
+      <w:r>
+        <w:t>directamente</w:t>
+      </w:r>
+      <w:proofErr w:type="spellEnd"/>
+      <w:r>
+        <w:t xml:space="preserve"> del Niño Jesús para </w:t>
+      </w:r>
+      <w:proofErr w:type="spellStart"/>
+      <w:r>
+        <w:t>iluminar</w:t>
+      </w:r>
+      <w:proofErr w:type="spellEnd"/>
+      <w:r>
+        <w:t xml:space="preserve"> </w:t>
+      </w:r>
+      <w:proofErr w:type="spellStart"/>
+      <w:r>
+        <w:t>los</w:t>
+      </w:r>
+      <w:proofErr w:type="spellEnd"/>
+      <w:r>
+        <w:t xml:space="preserve"> </w:t>
+      </w:r>
+      <w:proofErr w:type="spellStart"/>
+      <w:r>
+        <w:t>rostros</w:t>
+      </w:r>
+      <w:proofErr w:type="spellEnd"/>
+      <w:r>
+        <w:t xml:space="preserve"> </w:t>
+      </w:r>
+      <w:proofErr w:type="spellStart"/>
+      <w:r>
+        <w:t>curtidos</w:t>
+      </w:r>
+      <w:proofErr w:type="spellEnd"/>
+      <w:r>
+        <w:t xml:space="preserve"> de </w:t>
+      </w:r>
+      <w:proofErr w:type="spellStart"/>
+      <w:r>
+        <w:t>los</w:t>
+      </w:r>
+      <w:proofErr w:type="spellEnd"/>
+      <w:r>
+        <w:t xml:space="preserve"> </w:t>
+      </w:r>
+      <w:proofErr w:type="spellStart"/>
+      <w:r>
+        <w:t>pastores</w:t>
+      </w:r>
+      <w:proofErr w:type="spellEnd"/>
+      <w:r>
+        <w:t>.</w:t>
       </w:r>
     </w:p>
     <w:p>
@@ -128,110 +1336,727 @@
           <w:b/>
           <w:bCs/>
         </w:rPr>
-        <w:t xml:space="preserve">Fecha: </w:t>
-      </w:r>
-      <w:r>
-        <w:t xml:space="preserve">Fue pintado alrededor de </w:t>
-      </w:r>
-      <w:r>
-        <w:rPr>
-          <w:b/>
-          <w:bCs/>
-        </w:rPr>
-        <w:t xml:space="preserve">1595 </w:t>
-      </w:r>
+        <w:t xml:space="preserve">El Erudito del </w:t>
+      </w:r>
+      <w:proofErr w:type="spellStart"/>
+      <w:r>
+        <w:rPr>
+          <w:b/>
+          <w:bCs/>
+        </w:rPr>
+        <w:t>Grupo</w:t>
+      </w:r>
+      <w:proofErr w:type="spellEnd"/>
+      <w:r>
+        <w:rPr>
+          <w:b/>
+          <w:bCs/>
+        </w:rPr>
+        <w:t>:</w:t>
+      </w:r>
+      <w:r>
+        <w:t xml:space="preserve"> </w:t>
+      </w:r>
+      <w:proofErr w:type="spellStart"/>
+      <w:r>
+        <w:t>Frente</w:t>
+      </w:r>
+      <w:proofErr w:type="spellEnd"/>
+      <w:r>
+        <w:t xml:space="preserve"> </w:t>
+      </w:r>
+      <w:proofErr w:type="gramStart"/>
+      <w:r>
+        <w:t>a su</w:t>
+      </w:r>
+      <w:proofErr w:type="gramEnd"/>
+      <w:r>
+        <w:t xml:space="preserve"> </w:t>
+      </w:r>
+      <w:proofErr w:type="spellStart"/>
+      <w:r>
+        <w:t>hermano</w:t>
+      </w:r>
+      <w:proofErr w:type="spellEnd"/>
+      <w:r>
+        <w:t xml:space="preserve"> Annibale (</w:t>
+      </w:r>
+      <w:proofErr w:type="spellStart"/>
+      <w:r>
+        <w:t>más</w:t>
+      </w:r>
+      <w:proofErr w:type="spellEnd"/>
+      <w:r>
+        <w:t xml:space="preserve"> </w:t>
+      </w:r>
+      <w:proofErr w:type="spellStart"/>
+      <w:r>
+        <w:t>visceral</w:t>
+      </w:r>
+      <w:proofErr w:type="spellEnd"/>
+      <w:r>
+        <w:t xml:space="preserve"> y emotivo) y a su primo Ludovico (</w:t>
+      </w:r>
+      <w:proofErr w:type="spellStart"/>
+      <w:r>
+        <w:t>más</w:t>
+      </w:r>
+      <w:proofErr w:type="spellEnd"/>
+      <w:r>
+        <w:t xml:space="preserve"> </w:t>
+      </w:r>
+      <w:proofErr w:type="spellStart"/>
+      <w:r>
+        <w:t>dramático</w:t>
+      </w:r>
+      <w:proofErr w:type="spellEnd"/>
+      <w:r>
+        <w:t xml:space="preserve">), Agostino era </w:t>
+      </w:r>
+      <w:proofErr w:type="spellStart"/>
+      <w:r>
+        <w:t>el</w:t>
+      </w:r>
+      <w:proofErr w:type="spellEnd"/>
+      <w:r>
+        <w:t xml:space="preserve"> </w:t>
+      </w:r>
+      <w:proofErr w:type="spellStart"/>
+      <w:r>
+        <w:t>académico</w:t>
+      </w:r>
+      <w:proofErr w:type="spellEnd"/>
+      <w:r>
+        <w:t xml:space="preserve"> del </w:t>
+      </w:r>
+      <w:proofErr w:type="spellStart"/>
+      <w:r>
+        <w:t>grupo</w:t>
+      </w:r>
+      <w:proofErr w:type="spellEnd"/>
+      <w:r>
+        <w:t xml:space="preserve">: </w:t>
+      </w:r>
+      <w:proofErr w:type="spellStart"/>
+      <w:r>
+        <w:t>estudió</w:t>
+      </w:r>
+      <w:proofErr w:type="spellEnd"/>
+      <w:r>
+        <w:t xml:space="preserve"> </w:t>
+      </w:r>
+      <w:proofErr w:type="spellStart"/>
+      <w:r>
+        <w:t>minuciosamente</w:t>
+      </w:r>
+      <w:proofErr w:type="spellEnd"/>
+      <w:r>
+        <w:t xml:space="preserve"> la </w:t>
+      </w:r>
+      <w:proofErr w:type="spellStart"/>
+      <w:r>
+        <w:t>anatomía</w:t>
+      </w:r>
+      <w:proofErr w:type="spellEnd"/>
+      <w:r>
+        <w:t xml:space="preserve">, la </w:t>
+      </w:r>
+      <w:proofErr w:type="spellStart"/>
+      <w:r>
+        <w:t>perspectiva</w:t>
+      </w:r>
+      <w:proofErr w:type="spellEnd"/>
+      <w:r>
+        <w:t xml:space="preserve"> y </w:t>
+      </w:r>
+      <w:proofErr w:type="spellStart"/>
+      <w:r>
+        <w:t>las</w:t>
+      </w:r>
+      <w:proofErr w:type="spellEnd"/>
+      <w:r>
+        <w:t xml:space="preserve"> </w:t>
+      </w:r>
+      <w:proofErr w:type="spellStart"/>
+      <w:r>
+        <w:t>fuentes</w:t>
+      </w:r>
+      <w:proofErr w:type="spellEnd"/>
+      <w:r>
+        <w:t xml:space="preserve"> </w:t>
+      </w:r>
+      <w:proofErr w:type="spellStart"/>
+      <w:r>
+        <w:t>clásicas</w:t>
+      </w:r>
+      <w:proofErr w:type="spellEnd"/>
+      <w:r>
+        <w:t xml:space="preserve">, dotando a esta </w:t>
+      </w:r>
+      <w:proofErr w:type="spellStart"/>
+      <w:r>
+        <w:t>obra</w:t>
+      </w:r>
+      <w:proofErr w:type="spellEnd"/>
+      <w:r>
+        <w:t xml:space="preserve"> de un equilibrio compositivo </w:t>
+      </w:r>
+      <w:proofErr w:type="spellStart"/>
+      <w:r>
+        <w:t>perfecto</w:t>
+      </w:r>
+      <w:proofErr w:type="spellEnd"/>
       <w:r>
         <w:t>.</w:t>
       </w:r>
     </w:p>
     <w:p>
       <w:pPr>
-        <w:numPr>
-          <w:ilvl w:val="0"/>
-          <w:numId w:val="1"/>
-        </w:numPr>
+        <w:rPr>
+          <w:b/>
+          <w:bCs/>
+        </w:rPr>
       </w:pPr>
       <w:r>
         <w:rPr>
           <w:b/>
           <w:bCs/>
         </w:rPr>
-        <w:t xml:space="preserve">Ubicación: </w:t>
-      </w:r>
-      <w:r>
-        <w:t xml:space="preserve">Se encuentra en la </w:t>
-      </w:r>
-      <w:r>
-        <w:rPr>
-          <w:b/>
-          <w:bCs/>
-        </w:rPr>
-        <w:t xml:space="preserve">primera capilla a la izquierda </w:t>
-      </w:r>
-      <w:r>
-        <w:t>de la iglesia.</w:t>
-      </w:r>
+        <w:t xml:space="preserve">El Drama de la Guerra y la </w:t>
+      </w:r>
+      <w:proofErr w:type="spellStart"/>
+      <w:r>
+        <w:rPr>
+          <w:b/>
+          <w:bCs/>
+        </w:rPr>
+        <w:t>Restauración</w:t>
+      </w:r>
+      <w:proofErr w:type="spellEnd"/>
     </w:p>
     <w:p>
-      <w:pPr>
-        <w:numPr>
-          <w:ilvl w:val="0"/>
-          <w:numId w:val="1"/>
-        </w:numPr>
-      </w:pPr>
-      <w:r>
-        <w:rPr>
-          <w:b/>
-          <w:bCs/>
-        </w:rPr>
-        <w:t xml:space="preserve">Características: </w:t>
-      </w:r>
-      <w:r>
-        <w:t xml:space="preserve">La pintura es conocida por su </w:t>
-      </w:r>
-      <w:r>
-        <w:rPr>
-          <w:b/>
-          <w:bCs/>
-        </w:rPr>
-        <w:t xml:space="preserve">marcado realismo </w:t>
-      </w:r>
-      <w:r>
-        <w:t>, una característica que, según fuentes históricas (como la Malvasía en "Felsina Pittrice"), generó críticas en su época por detalles considerados "excesivos" (como los pies callosos de San Francisco en otra obra similar o el naturalismo del Niño Jesús). Para la crítica moderna, este realismo representa, en cambio, un momento de ruptura e innovación.</w:t>
-      </w:r>
-    </w:p>
-    <w:p>
-      <w:pPr>
-        <w:numPr>
-          <w:ilvl w:val="0"/>
-          <w:numId w:val="1"/>
-        </w:numPr>
-      </w:pPr>
-      <w:r>
-        <w:rPr>
-          <w:b/>
-          <w:bCs/>
-        </w:rPr>
-        <w:t xml:space="preserve">Estado de conservación: </w:t>
-      </w:r>
-      <w:r>
-        <w:t xml:space="preserve">La obra fue </w:t>
-      </w:r>
-      <w:r>
-        <w:rPr>
-          <w:b/>
-          <w:bCs/>
-        </w:rPr>
-        <w:t xml:space="preserve">dañada </w:t>
-      </w:r>
-      <w:r>
-        <w:t>por un incendio durante los bombardeos de la Segunda Guerra Mundial.</w:t>
+      <w:r>
+        <w:t xml:space="preserve">Durante la </w:t>
+      </w:r>
+      <w:r>
+        <w:rPr>
+          <w:b/>
+          <w:bCs/>
+        </w:rPr>
+        <w:t xml:space="preserve">Segunda Guerra </w:t>
+      </w:r>
+      <w:proofErr w:type="spellStart"/>
+      <w:r>
+        <w:rPr>
+          <w:b/>
+          <w:bCs/>
+        </w:rPr>
+        <w:t>Mundial</w:t>
+      </w:r>
+      <w:proofErr w:type="spellEnd"/>
+      <w:r>
+        <w:t xml:space="preserve">, la </w:t>
+      </w:r>
+      <w:proofErr w:type="spellStart"/>
+      <w:r>
+        <w:t>iglesia</w:t>
+      </w:r>
+      <w:proofErr w:type="spellEnd"/>
+      <w:r>
+        <w:t xml:space="preserve"> </w:t>
+      </w:r>
+      <w:proofErr w:type="spellStart"/>
+      <w:r>
+        <w:t>fue</w:t>
+      </w:r>
+      <w:proofErr w:type="spellEnd"/>
+      <w:r>
+        <w:t xml:space="preserve"> </w:t>
+      </w:r>
+      <w:proofErr w:type="spellStart"/>
+      <w:r>
+        <w:t>alcanzada</w:t>
+      </w:r>
+      <w:proofErr w:type="spellEnd"/>
+      <w:r>
+        <w:t xml:space="preserve"> por </w:t>
+      </w:r>
+      <w:proofErr w:type="spellStart"/>
+      <w:r>
+        <w:t>los</w:t>
+      </w:r>
+      <w:proofErr w:type="spellEnd"/>
+      <w:r>
+        <w:t xml:space="preserve"> </w:t>
+      </w:r>
+      <w:proofErr w:type="spellStart"/>
+      <w:r>
+        <w:t>bombardeos</w:t>
+      </w:r>
+      <w:proofErr w:type="spellEnd"/>
+      <w:r>
+        <w:t xml:space="preserve"> </w:t>
+      </w:r>
+      <w:proofErr w:type="spellStart"/>
+      <w:r>
+        <w:t>aliados</w:t>
+      </w:r>
+      <w:proofErr w:type="spellEnd"/>
+      <w:r>
+        <w:t xml:space="preserve">, lo </w:t>
+      </w:r>
+      <w:proofErr w:type="spellStart"/>
+      <w:r>
+        <w:t>que</w:t>
+      </w:r>
+      <w:proofErr w:type="spellEnd"/>
+      <w:r>
+        <w:t xml:space="preserve"> </w:t>
+      </w:r>
+      <w:proofErr w:type="spellStart"/>
+      <w:r>
+        <w:t>provocó</w:t>
+      </w:r>
+      <w:proofErr w:type="spellEnd"/>
+      <w:r>
+        <w:t xml:space="preserve"> un incendio </w:t>
+      </w:r>
+      <w:proofErr w:type="spellStart"/>
+      <w:r>
+        <w:t>devastador</w:t>
+      </w:r>
+      <w:proofErr w:type="spellEnd"/>
+      <w:r>
+        <w:t xml:space="preserve"> en </w:t>
+      </w:r>
+      <w:proofErr w:type="spellStart"/>
+      <w:r>
+        <w:t>el</w:t>
+      </w:r>
+      <w:proofErr w:type="spellEnd"/>
+      <w:r>
+        <w:t xml:space="preserve"> </w:t>
+      </w:r>
+      <w:proofErr w:type="spellStart"/>
+      <w:r>
+        <w:t>interior</w:t>
+      </w:r>
+      <w:proofErr w:type="spellEnd"/>
+      <w:r>
+        <w:t xml:space="preserve"> de la </w:t>
+      </w:r>
+      <w:proofErr w:type="spellStart"/>
+      <w:r>
+        <w:t>capilla</w:t>
+      </w:r>
+      <w:proofErr w:type="spellEnd"/>
+      <w:r>
+        <w:t xml:space="preserve">. La </w:t>
+      </w:r>
+      <w:proofErr w:type="spellStart"/>
+      <w:r>
+        <w:t>obra</w:t>
+      </w:r>
+      <w:proofErr w:type="spellEnd"/>
+      <w:r>
+        <w:t xml:space="preserve"> </w:t>
+      </w:r>
+      <w:proofErr w:type="spellStart"/>
+      <w:r>
+        <w:t>estuvo</w:t>
+      </w:r>
+      <w:proofErr w:type="spellEnd"/>
+      <w:r>
+        <w:t xml:space="preserve"> a punto de </w:t>
+      </w:r>
+      <w:proofErr w:type="spellStart"/>
+      <w:r>
+        <w:t>destruirse</w:t>
+      </w:r>
+      <w:proofErr w:type="spellEnd"/>
+      <w:r>
+        <w:t xml:space="preserve"> para </w:t>
+      </w:r>
+      <w:proofErr w:type="spellStart"/>
+      <w:r>
+        <w:t>siempre</w:t>
+      </w:r>
+      <w:proofErr w:type="spellEnd"/>
+      <w:r>
+        <w:t xml:space="preserve">: </w:t>
+      </w:r>
+      <w:proofErr w:type="spellStart"/>
+      <w:r>
+        <w:t>el</w:t>
+      </w:r>
+      <w:proofErr w:type="spellEnd"/>
+      <w:r>
+        <w:t xml:space="preserve"> </w:t>
+      </w:r>
+      <w:proofErr w:type="spellStart"/>
+      <w:r>
+        <w:t>lienzo</w:t>
+      </w:r>
+      <w:proofErr w:type="spellEnd"/>
+      <w:r>
+        <w:t xml:space="preserve"> </w:t>
+      </w:r>
+      <w:proofErr w:type="spellStart"/>
+      <w:r>
+        <w:t>sufrió</w:t>
+      </w:r>
+      <w:proofErr w:type="spellEnd"/>
+      <w:r>
+        <w:t xml:space="preserve"> </w:t>
+      </w:r>
+      <w:proofErr w:type="spellStart"/>
+      <w:r>
+        <w:t>graves</w:t>
+      </w:r>
+      <w:proofErr w:type="spellEnd"/>
+      <w:r>
+        <w:t xml:space="preserve"> </w:t>
+      </w:r>
+      <w:proofErr w:type="spellStart"/>
+      <w:r>
+        <w:t>daños</w:t>
+      </w:r>
+      <w:proofErr w:type="spellEnd"/>
+      <w:r>
+        <w:t xml:space="preserve"> por </w:t>
+      </w:r>
+      <w:proofErr w:type="spellStart"/>
+      <w:r>
+        <w:t>el</w:t>
+      </w:r>
+      <w:proofErr w:type="spellEnd"/>
+      <w:r>
+        <w:t xml:space="preserve"> calor, </w:t>
+      </w:r>
+      <w:proofErr w:type="spellStart"/>
+      <w:r>
+        <w:t>el</w:t>
+      </w:r>
+      <w:proofErr w:type="spellEnd"/>
+      <w:r>
+        <w:t xml:space="preserve"> </w:t>
+      </w:r>
+      <w:proofErr w:type="spellStart"/>
+      <w:r>
+        <w:t>humo</w:t>
+      </w:r>
+      <w:proofErr w:type="spellEnd"/>
+      <w:r>
+        <w:t xml:space="preserve"> y </w:t>
+      </w:r>
+      <w:proofErr w:type="spellStart"/>
+      <w:r>
+        <w:t>las</w:t>
+      </w:r>
+      <w:proofErr w:type="spellEnd"/>
+      <w:r>
+        <w:t xml:space="preserve"> </w:t>
+      </w:r>
+      <w:proofErr w:type="spellStart"/>
+      <w:r>
+        <w:t>quemaduras</w:t>
+      </w:r>
+      <w:proofErr w:type="spellEnd"/>
+      <w:r>
+        <w:t xml:space="preserve">. La </w:t>
+      </w:r>
+      <w:proofErr w:type="spellStart"/>
+      <w:r>
+        <w:t>posterior</w:t>
+      </w:r>
+      <w:proofErr w:type="spellEnd"/>
+      <w:r>
+        <w:t xml:space="preserve"> </w:t>
+      </w:r>
+      <w:proofErr w:type="spellStart"/>
+      <w:r>
+        <w:t>restauración</w:t>
+      </w:r>
+      <w:proofErr w:type="spellEnd"/>
+      <w:r>
+        <w:t xml:space="preserve"> </w:t>
+      </w:r>
+      <w:proofErr w:type="spellStart"/>
+      <w:r>
+        <w:t>logró</w:t>
+      </w:r>
+      <w:proofErr w:type="spellEnd"/>
+      <w:r>
+        <w:t xml:space="preserve"> recuperar la </w:t>
+      </w:r>
+      <w:proofErr w:type="spellStart"/>
+      <w:r>
+        <w:t>visibilidad</w:t>
+      </w:r>
+      <w:proofErr w:type="spellEnd"/>
+      <w:r>
+        <w:t xml:space="preserve"> de la pintura, </w:t>
+      </w:r>
+      <w:proofErr w:type="spellStart"/>
+      <w:r>
+        <w:t>aunque</w:t>
+      </w:r>
+      <w:proofErr w:type="spellEnd"/>
+      <w:r>
+        <w:t xml:space="preserve"> </w:t>
+      </w:r>
+      <w:proofErr w:type="spellStart"/>
+      <w:r>
+        <w:t>dejando</w:t>
+      </w:r>
+      <w:proofErr w:type="spellEnd"/>
+      <w:r>
+        <w:t xml:space="preserve"> </w:t>
+      </w:r>
+      <w:proofErr w:type="spellStart"/>
+      <w:r>
+        <w:t>sobre</w:t>
+      </w:r>
+      <w:proofErr w:type="spellEnd"/>
+      <w:r>
+        <w:t xml:space="preserve"> la superficie </w:t>
+      </w:r>
+      <w:proofErr w:type="spellStart"/>
+      <w:r>
+        <w:t>pictórica</w:t>
+      </w:r>
+      <w:proofErr w:type="spellEnd"/>
+      <w:r>
+        <w:t xml:space="preserve"> </w:t>
+      </w:r>
+      <w:proofErr w:type="spellStart"/>
+      <w:r>
+        <w:t>las</w:t>
+      </w:r>
+      <w:proofErr w:type="spellEnd"/>
+      <w:r>
+        <w:t xml:space="preserve"> </w:t>
+      </w:r>
+      <w:proofErr w:type="spellStart"/>
+      <w:r>
+        <w:t>cicatrices</w:t>
+      </w:r>
+      <w:proofErr w:type="spellEnd"/>
+      <w:r>
+        <w:t xml:space="preserve"> </w:t>
+      </w:r>
+      <w:proofErr w:type="spellStart"/>
+      <w:r>
+        <w:t>visibles</w:t>
+      </w:r>
+      <w:proofErr w:type="spellEnd"/>
+      <w:r>
+        <w:t xml:space="preserve"> de la </w:t>
+      </w:r>
+      <w:proofErr w:type="spellStart"/>
+      <w:r>
+        <w:t>historia</w:t>
+      </w:r>
+      <w:proofErr w:type="spellEnd"/>
+      <w:r>
+        <w:t xml:space="preserve"> y </w:t>
+      </w:r>
+      <w:proofErr w:type="gramStart"/>
+      <w:r>
+        <w:t>de la</w:t>
+      </w:r>
+      <w:proofErr w:type="gramEnd"/>
+      <w:r>
+        <w:t xml:space="preserve"> memoria de la </w:t>
+      </w:r>
+      <w:proofErr w:type="spellStart"/>
+      <w:r>
+        <w:t>ciudad</w:t>
+      </w:r>
+      <w:proofErr w:type="spellEnd"/>
+      <w:r>
+        <w:t>.</w:t>
       </w:r>
     </w:p>
     <w:p/>
-    <w:p/>
-    <w:p/>
-    <w:p/>
+    <w:p>
+      <w:r>
+        <w:rPr>
+          <w:rFonts w:ascii="Arial" w:hAnsi="Arial"/>
+          <w:b/>
+          <w:color w:val="1A365D"/>
+          <w:sz w:val="26"/>
+        </w:rPr>
+        <w:t>Tabella delle Fonti e Certificazione</w:t>
+      </w:r>
+    </w:p>
+    <w:tbl>
+      <w:tblPr>
+        <w:tblW w:type="auto" w:w="0"/>
+        <w:jc w:val="center"/>
+        <w:tblLook w:firstColumn="1" w:firstRow="1" w:lastColumn="0" w:lastRow="0" w:noHBand="0" w:noVBand="1" w:val="04A0"/>
+      </w:tblPr>
+      <w:tblGrid>
+        <w:gridCol w:w="4819"/>
+        <w:gridCol w:w="4819"/>
+      </w:tblGrid>
+      <w:tr>
+        <w:tc>
+          <w:tcPr>
+            <w:tcW w:type="dxa" w:w="4819"/>
+            <w:shd w:fill="1A365D"/>
+          </w:tcPr>
+          <w:p>
+            <w:r>
+              <w:rPr>
+                <w:rFonts w:ascii="Arial" w:hAnsi="Arial"/>
+                <w:b/>
+                <w:color w:val="FFFFFF"/>
+                <w:sz w:val="20"/>
+              </w:rPr>
+              <w:t>Affermazione del testo</w:t>
+            </w:r>
+          </w:p>
+        </w:tc>
+        <w:tc>
+          <w:tcPr>
+            <w:tcW w:type="dxa" w:w="4819"/>
+            <w:shd w:fill="1A365D"/>
+          </w:tcPr>
+          <w:p>
+            <w:r>
+              <w:rPr>
+                <w:rFonts w:ascii="Arial" w:hAnsi="Arial"/>
+                <w:b/>
+                <w:color w:val="FFFFFF"/>
+                <w:sz w:val="20"/>
+              </w:rPr>
+              <w:t>Fonte Certificata</w:t>
+            </w:r>
+          </w:p>
+        </w:tc>
+      </w:tr>
+      <w:tr>
+        <w:tc>
+          <w:tcPr>
+            <w:tcW w:type="dxa" w:w="4819"/>
+          </w:tcPr>
+          <w:p>
+            <w:r>
+              <w:rPr>
+                <w:rFonts w:ascii="Arial" w:hAnsi="Arial"/>
+                <w:sz w:val="19"/>
+              </w:rPr>
+              <w:t>La Adoración de los Pastores en la primera capilla a la izquierda es obra de Agostino Carracci, fechada hacia 1595.</w:t>
+            </w:r>
+          </w:p>
+        </w:tc>
+        <w:tc>
+          <w:tcPr>
+            <w:tcW w:type="dxa" w:w="4819"/>
+          </w:tcPr>
+          <w:p>
+            <w:r>
+              <w:rPr>
+                <w:rFonts w:ascii="Arial" w:hAnsi="Arial"/>
+                <w:sz w:val="19"/>
+              </w:rPr>
+              <w:t>Ministerio de Cultura - Superintendencia de Bienes Artísticos de Bolonia / Bologna Online</w:t>
+            </w:r>
+          </w:p>
+        </w:tc>
+      </w:tr>
+      <w:tr>
+        <w:tc>
+          <w:tcPr>
+            <w:tcW w:type="dxa" w:w="4819"/>
+          </w:tcPr>
+          <w:p>
+            <w:r>
+              <w:rPr>
+                <w:rFonts w:ascii="Arial" w:hAnsi="Arial"/>
+                <w:sz w:val="19"/>
+              </w:rPr>
+              <w:t>El marcado realismo de los Carracci fue criticado por sus contemporáneos por falta de decoro, como documenta Carlo Cesare Malvasia en "Felsina Pittrice" (1678).</w:t>
+            </w:r>
+          </w:p>
+        </w:tc>
+        <w:tc>
+          <w:tcPr>
+            <w:tcW w:type="dxa" w:w="4819"/>
+          </w:tcPr>
+          <w:p>
+            <w:r>
+              <w:rPr>
+                <w:rFonts w:ascii="Arial" w:hAnsi="Arial"/>
+                <w:sz w:val="19"/>
+              </w:rPr>
+              <w:t>Carlo Cesare Malvasia, "Felsina Pittrice" (1678) / Historiografía del Arte Italiano</w:t>
+            </w:r>
+          </w:p>
+        </w:tc>
+      </w:tr>
+      <w:tr>
+        <w:tc>
+          <w:tcPr>
+            <w:tcW w:type="dxa" w:w="4819"/>
+          </w:tcPr>
+          <w:p>
+            <w:r>
+              <w:rPr>
+                <w:rFonts w:ascii="Arial" w:hAnsi="Arial"/>
+                <w:sz w:val="19"/>
+              </w:rPr>
+              <w:t>Agostino Carracci cofundó la Academia de los Incamminati con Annibale y Ludovico, y fue un renombrado maestro grabador.</w:t>
+            </w:r>
+          </w:p>
+        </w:tc>
+        <w:tc>
+          <w:tcPr>
+            <w:tcW w:type="dxa" w:w="4819"/>
+          </w:tcPr>
+          <w:p>
+            <w:r>
+              <w:rPr>
+                <w:rFonts w:ascii="Arial" w:hAnsi="Arial"/>
+                <w:sz w:val="19"/>
+              </w:rPr>
+              <w:t>Diccionario Biográfico de los Italianos - Treccani</w:t>
+            </w:r>
+          </w:p>
+        </w:tc>
+      </w:tr>
+      <w:tr>
+        <w:tc>
+          <w:tcPr>
+            <w:tcW w:type="dxa" w:w="4819"/>
+          </w:tcPr>
+          <w:p>
+            <w:r>
+              <w:rPr>
+                <w:rFonts w:ascii="Arial" w:hAnsi="Arial"/>
+                <w:sz w:val="19"/>
+              </w:rPr>
+              <w:t>La pintura sufrió graves daños por un incendio durante los bombardeos de la Segunda Guerra Mundial y fue posteriormente restaurada.</w:t>
+            </w:r>
+          </w:p>
+        </w:tc>
+        <w:tc>
+          <w:tcPr>
+            <w:tcW w:type="dxa" w:w="4819"/>
+          </w:tcPr>
+          <w:p>
+            <w:r>
+              <w:rPr>
+                <w:rFonts w:ascii="Arial" w:hAnsi="Arial"/>
+                <w:sz w:val="19"/>
+              </w:rPr>
+              <w:t>Archivo Histórico de la Archidiócesis de Bolonia / Catálogo de Bienes Culturales</w:t>
+            </w:r>
+          </w:p>
+        </w:tc>
+      </w:tr>
+    </w:tbl>
     <w:sectPr>
       <w:pgSz w:w="11906" w:h="16838"/>
       <w:pgMar w:top="1417" w:right="1134" w:bottom="1134" w:left="1134" w:header="708" w:footer="708" w:gutter="0"/>
@@ -243,11 +2068,11 @@
 </file>
 
 <file path=word/numbering.xml><?xml version="1.0" encoding="utf-8"?>
-<w:numbering xmlns:wpc="http://schemas.microsoft.com/office/word/2010/wordprocessingCanvas" xmlns:cx="http://schemas.microsoft.com/office/drawing/2014/chartex" xmlns:cx1="http://schemas.microsoft.com/office/drawing/2015/9/8/chartex" xmlns:cx2="http://schemas.microsoft.com/office/drawing/2015/10/21/chartex" xmlns:cx3="http://schemas.microsoft.com/office/drawing/2016/5/9/chartex" xmlns:cx4="http://schemas.microsoft.com/office/drawing/2016/5/10/chartex" xmlns:cx5="http://schemas.microsoft.com/office/drawing/2016/5/11/chartex" xmlns:cx6="http://schemas.microsoft.com/office/drawing/2016/5/12/chartex" xmlns:cx7="http://schemas.microsoft.com/office/drawing/2016/5/13/chartex" xmlns:cx8="http://schemas.microsoft.com/office/drawing/2016/5/14/chartex" xmlns:mc="http://schemas.openxmlformats.org/markup-compatibility/2006" xmlns:aink="http://schemas.microsoft.com/office/drawing/2016/ink" xmlns:am3d="http://schemas.microsoft.com/office/drawing/2017/model3d" xmlns:o="urn:schemas-microsoft-com:office:office" xmlns:oel="http://schemas.microsoft.com/office/2019/extlst" xmlns:r="http://schemas.openxmlformats.org/officeDocument/2006/relationships" xmlns:m="http://schemas.openxmlformats.org/officeDocument/2006/math" xmlns:v="urn:schemas-microsoft-com:vml" xmlns:wp14="http://schemas.microsoft.com/office/word/2010/wordprocessingDrawing" xmlns:wp="http://schemas.openxmlformats.org/drawingml/2006/wordprocessingDrawing" xmlns:w10="urn:schemas-microsoft-com:office:word" xmlns:w="http://schemas.openxmlformats.org/wordprocessingml/2006/main" xmlns:w14="http://schemas.microsoft.com/office/word/2010/wordml" xmlns:w15="http://schemas.microsoft.com/office/word/2012/wordml" xmlns:w16cex="http://schemas.microsoft.com/office/word/2018/wordml/cex" xmlns:w16cid="http://schemas.microsoft.com/office/word/2016/wordml/cid" xmlns:w16="http://schemas.microsoft.com/office/word/2018/wordml" xmlns:w16du="http://schemas.microsoft.com/office/word/2023/wordml/word16du" xmlns:w16sdtdh="http://schemas.microsoft.com/office/word/2020/wordml/sdtdatahash" xmlns:w16sdtfl="http://schemas.microsoft.com/office/word/2024/wordml/sdtformatlock" xmlns:w16se="http://schemas.microsoft.com/office/word/2015/wordml/symex" xmlns:wpg="http://schemas.microsoft.com/office/word/2010/wordprocessingGroup" xmlns:wpi="http://schemas.microsoft.com/office/word/2010/wordprocessingInk" xmlns:wne="http://schemas.microsoft.com/office/word/2006/wordml" xmlns:wps="http://schemas.microsoft.com/office/word/2010/wordprocessingShape" mc:Ignorable="w14 w15 w16se w16cid w16 w16cex w16sdtdh w16sdtfl w16du wp14">
+<w:numbering xmlns:wpc="http://schemas.microsoft.com/office/word/2010/wordprocessingCanvas" xmlns:cx="http://schemas.microsoft.com/office/drawing/2014/chartex" xmlns:cx1="http://schemas.microsoft.com/office/drawing/2015/9/8/chartex" xmlns:cx2="http://schemas.microsoft.com/office/drawing/2015/10/21/chartex" xmlns:cx3="http://schemas.microsoft.com/office/drawing/2016/5/9/chartex" xmlns:cx4="http://schemas.microsoft.com/office/drawing/2016/5/10/chartex" xmlns:cx5="http://schemas.microsoft.com/office/drawing/2016/5/11/chartex" xmlns:cx6="http://schemas.microsoft.com/office/drawing/2016/5/12/chartex" xmlns:cx7="http://schemas.microsoft.com/office/drawing/2016/5/13/chartex" xmlns:cx8="http://schemas.microsoft.com/office/drawing/2016/5/14/chartex" xmlns:mc="http://schemas.openxmlformats.org/markup-compatibility/2006" xmlns:aink="http://schemas.microsoft.com/office/drawing/2016/ink" xmlns:am3d="http://schemas.microsoft.com/office/drawing/2017/model3d" xmlns:o="urn:schemas-microsoft-com:office:office" xmlns:oel="http://schemas.microsoft.com/office/2019/extlst" xmlns:r="http://schemas.openxmlformats.org/officeDocument/2006/relationships" xmlns:m="http://schemas.openxmlformats.org/officeDocument/2006/math" xmlns:v="urn:schemas-microsoft-com:vml" xmlns:wp14="http://schemas.microsoft.com/office/word/2010/wordprocessingDrawing" xmlns:wp="http://schemas.openxmlformats.org/drawingml/2006/wordprocessingDrawing" xmlns:w10="urn:schemas-microsoft-com:office:word" xmlns:w="http://schemas.openxmlformats.org/wordprocessingml/2006/main" xmlns:w14="http://schemas.microsoft.com/office/word/2010/wordml" xmlns:w15="http://schemas.microsoft.com/office/word/2012/wordml" xmlns:w16cei="http://schemas.microsoft.com/office/word/2026/wordml/cei" xmlns:w16cex="http://schemas.microsoft.com/office/word/2018/wordml/cex" xmlns:w16cid="http://schemas.microsoft.com/office/word/2016/wordml/cid" xmlns:w16="http://schemas.microsoft.com/office/word/2018/wordml" xmlns:w16du="http://schemas.microsoft.com/office/word/2023/wordml/word16du" xmlns:w16sdtdh="http://schemas.microsoft.com/office/word/2020/wordml/sdtdatahash" xmlns:w16sdtfl="http://schemas.microsoft.com/office/word/2024/wordml/sdtformatlock" xmlns:w16se="http://schemas.microsoft.com/office/word/2015/wordml/symex" xmlns:wpg="http://schemas.microsoft.com/office/word/2010/wordprocessingGroup" xmlns:wpi="http://schemas.microsoft.com/office/word/2010/wordprocessingInk" xmlns:wne="http://schemas.microsoft.com/office/word/2006/wordml" xmlns:wps="http://schemas.microsoft.com/office/word/2010/wordprocessingShape" mc:Ignorable="w14 w15 w16se w16cid w16 w16cex w16sdtdh w16sdtfl w16du wp14">
   <w:abstractNum w:abstractNumId="0" w15:restartNumberingAfterBreak="0">
-    <w:nsid w:val="0E284411"/>
+    <w:nsid w:val="65B6473E"/>
     <w:multiLevelType w:val="multilevel"/>
-    <w:tmpl w:val="DFFA0AC6"/>
+    <w:tmpl w:val="A7ACF85C"/>
     <w:lvl w:ilvl="0">
       <w:start w:val="1"/>
       <w:numFmt w:val="bullet"/>
@@ -393,7 +2218,7 @@
       </w:rPr>
     </w:lvl>
   </w:abstractNum>
-  <w:num w:numId="1" w16cid:durableId="1528371573">
+  <w:num w:numId="1" w16cid:durableId="1153640651">
     <w:abstractNumId w:val="0"/>
   </w:num>
 </w:numbering>
@@ -408,7 +2233,7 @@
         <w:kern w:val="2"/>
         <w:sz w:val="24"/>
         <w:szCs w:val="24"/>
-        <w:lang w:val="es" w:eastAsia="en-US" w:bidi="ar-SA"/>
+        <w:lang w:val="it-IT" w:eastAsia="en-US" w:bidi="ar-SA"/>
         <w14:ligatures w14:val="standardContextual"/>
       </w:rPr>
     </w:rPrDefault>
@@ -807,7 +2632,7 @@
     <w:link w:val="Titolo1Carattere"/>
     <w:uiPriority w:val="9"/>
     <w:qFormat/>
-    <w:rsid w:val="00E5023C"/>
+    <w:rsid w:val="00E664DB"/>
     <w:pPr>
       <w:keepNext/>
       <w:keepLines/>
@@ -830,7 +2655,7 @@
     <w:semiHidden/>
     <w:unhideWhenUsed/>
     <w:qFormat/>
-    <w:rsid w:val="00E5023C"/>
+    <w:rsid w:val="00E664DB"/>
     <w:pPr>
       <w:keepNext/>
       <w:keepLines/>
@@ -853,7 +2678,7 @@
     <w:semiHidden/>
     <w:unhideWhenUsed/>
     <w:qFormat/>
-    <w:rsid w:val="00E5023C"/>
+    <w:rsid w:val="00E664DB"/>
     <w:pPr>
       <w:keepNext/>
       <w:keepLines/>
@@ -876,7 +2701,7 @@
     <w:semiHidden/>
     <w:unhideWhenUsed/>
     <w:qFormat/>
-    <w:rsid w:val="00E5023C"/>
+    <w:rsid w:val="00E664DB"/>
     <w:pPr>
       <w:keepNext/>
       <w:keepLines/>
@@ -899,7 +2724,7 @@
     <w:semiHidden/>
     <w:unhideWhenUsed/>
     <w:qFormat/>
-    <w:rsid w:val="00E5023C"/>
+    <w:rsid w:val="00E664DB"/>
     <w:pPr>
       <w:keepNext/>
       <w:keepLines/>
@@ -920,7 +2745,7 @@
     <w:semiHidden/>
     <w:unhideWhenUsed/>
     <w:qFormat/>
-    <w:rsid w:val="00E5023C"/>
+    <w:rsid w:val="00E664DB"/>
     <w:pPr>
       <w:keepNext/>
       <w:keepLines/>
@@ -943,7 +2768,7 @@
     <w:semiHidden/>
     <w:unhideWhenUsed/>
     <w:qFormat/>
-    <w:rsid w:val="00E5023C"/>
+    <w:rsid w:val="00E664DB"/>
     <w:pPr>
       <w:keepNext/>
       <w:keepLines/>
@@ -964,7 +2789,7 @@
     <w:semiHidden/>
     <w:unhideWhenUsed/>
     <w:qFormat/>
-    <w:rsid w:val="00E5023C"/>
+    <w:rsid w:val="00E664DB"/>
     <w:pPr>
       <w:keepNext/>
       <w:keepLines/>
@@ -987,7 +2812,7 @@
     <w:semiHidden/>
     <w:unhideWhenUsed/>
     <w:qFormat/>
-    <w:rsid w:val="00E5023C"/>
+    <w:rsid w:val="00E664DB"/>
     <w:pPr>
       <w:keepNext/>
       <w:keepLines/>
@@ -1002,7 +2827,6 @@
   <w:style w:type="character" w:default="1" w:styleId="Carpredefinitoparagrafo">
     <w:name w:val="Default Paragraph Font"/>
     <w:uiPriority w:val="1"/>
-    <w:semiHidden/>
     <w:unhideWhenUsed/>
   </w:style>
   <w:style w:type="table" w:default="1" w:styleId="Tabellanormale">
@@ -1031,7 +2855,7 @@
     <w:basedOn w:val="Carpredefinitoparagrafo"/>
     <w:link w:val="Titolo1"/>
     <w:uiPriority w:val="9"/>
-    <w:rsid w:val="00E5023C"/>
+    <w:rsid w:val="00E664DB"/>
     <w:rPr>
       <w:rFonts w:asciiTheme="majorHAnsi" w:eastAsiaTheme="majorEastAsia" w:hAnsiTheme="majorHAnsi" w:cstheme="majorBidi"/>
       <w:color w:val="0F4761" w:themeColor="accent1" w:themeShade="BF"/>
@@ -1045,7 +2869,7 @@
     <w:link w:val="Titolo2"/>
     <w:uiPriority w:val="9"/>
     <w:semiHidden/>
-    <w:rsid w:val="00E5023C"/>
+    <w:rsid w:val="00E664DB"/>
     <w:rPr>
       <w:rFonts w:asciiTheme="majorHAnsi" w:eastAsiaTheme="majorEastAsia" w:hAnsiTheme="majorHAnsi" w:cstheme="majorBidi"/>
       <w:color w:val="0F4761" w:themeColor="accent1" w:themeShade="BF"/>
@@ -1059,7 +2883,7 @@
     <w:link w:val="Titolo3"/>
     <w:uiPriority w:val="9"/>
     <w:semiHidden/>
-    <w:rsid w:val="00E5023C"/>
+    <w:rsid w:val="00E664DB"/>
     <w:rPr>
       <w:rFonts w:eastAsiaTheme="majorEastAsia" w:cstheme="majorBidi"/>
       <w:color w:val="0F4761" w:themeColor="accent1" w:themeShade="BF"/>
@@ -1073,7 +2897,7 @@
     <w:link w:val="Titolo4"/>
     <w:uiPriority w:val="9"/>
     <w:semiHidden/>
-    <w:rsid w:val="00E5023C"/>
+    <w:rsid w:val="00E664DB"/>
     <w:rPr>
       <w:rFonts w:eastAsiaTheme="majorEastAsia" w:cstheme="majorBidi"/>
       <w:i/>
@@ -1087,7 +2911,7 @@
     <w:link w:val="Titolo5"/>
     <w:uiPriority w:val="9"/>
     <w:semiHidden/>
-    <w:rsid w:val="00E5023C"/>
+    <w:rsid w:val="00E664DB"/>
     <w:rPr>
       <w:rFonts w:eastAsiaTheme="majorEastAsia" w:cstheme="majorBidi"/>
       <w:color w:val="0F4761" w:themeColor="accent1" w:themeShade="BF"/>
@@ -1099,7 +2923,7 @@
     <w:link w:val="Titolo6"/>
     <w:uiPriority w:val="9"/>
     <w:semiHidden/>
-    <w:rsid w:val="00E5023C"/>
+    <w:rsid w:val="00E664DB"/>
     <w:rPr>
       <w:rFonts w:eastAsiaTheme="majorEastAsia" w:cstheme="majorBidi"/>
       <w:i/>
@@ -1113,7 +2937,7 @@
     <w:link w:val="Titolo7"/>
     <w:uiPriority w:val="9"/>
     <w:semiHidden/>
-    <w:rsid w:val="00E5023C"/>
+    <w:rsid w:val="00E664DB"/>
     <w:rPr>
       <w:rFonts w:eastAsiaTheme="majorEastAsia" w:cstheme="majorBidi"/>
       <w:color w:val="595959" w:themeColor="text1" w:themeTint="A6"/>
@@ -1125,7 +2949,7 @@
     <w:link w:val="Titolo8"/>
     <w:uiPriority w:val="9"/>
     <w:semiHidden/>
-    <w:rsid w:val="00E5023C"/>
+    <w:rsid w:val="00E664DB"/>
     <w:rPr>
       <w:rFonts w:eastAsiaTheme="majorEastAsia" w:cstheme="majorBidi"/>
       <w:i/>
@@ -1139,7 +2963,7 @@
     <w:link w:val="Titolo9"/>
     <w:uiPriority w:val="9"/>
     <w:semiHidden/>
-    <w:rsid w:val="00E5023C"/>
+    <w:rsid w:val="00E664DB"/>
     <w:rPr>
       <w:rFonts w:eastAsiaTheme="majorEastAsia" w:cstheme="majorBidi"/>
       <w:color w:val="272727" w:themeColor="text1" w:themeTint="D8"/>
@@ -1152,7 +2976,7 @@
     <w:link w:val="TitoloCarattere"/>
     <w:uiPriority w:val="10"/>
     <w:qFormat/>
-    <w:rsid w:val="00E5023C"/>
+    <w:rsid w:val="00E664DB"/>
     <w:pPr>
       <w:spacing w:after="80" w:line="240" w:lineRule="auto"/>
       <w:contextualSpacing/>
@@ -1170,7 +2994,7 @@
     <w:basedOn w:val="Carpredefinitoparagrafo"/>
     <w:link w:val="Titolo"/>
     <w:uiPriority w:val="10"/>
-    <w:rsid w:val="00E5023C"/>
+    <w:rsid w:val="00E664DB"/>
     <w:rPr>
       <w:rFonts w:asciiTheme="majorHAnsi" w:eastAsiaTheme="majorEastAsia" w:hAnsiTheme="majorHAnsi" w:cstheme="majorBidi"/>
       <w:spacing w:val="-10"/>
@@ -1186,7 +3010,7 @@
     <w:link w:val="SottotitoloCarattere"/>
     <w:uiPriority w:val="11"/>
     <w:qFormat/>
-    <w:rsid w:val="00E5023C"/>
+    <w:rsid w:val="00E664DB"/>
     <w:pPr>
       <w:numPr>
         <w:ilvl w:val="1"/>
@@ -1205,7 +3029,7 @@
     <w:basedOn w:val="Carpredefinitoparagrafo"/>
     <w:link w:val="Sottotitolo"/>
     <w:uiPriority w:val="11"/>
-    <w:rsid w:val="00E5023C"/>
+    <w:rsid w:val="00E664DB"/>
     <w:rPr>
       <w:rFonts w:eastAsiaTheme="majorEastAsia" w:cstheme="majorBidi"/>
       <w:color w:val="595959" w:themeColor="text1" w:themeTint="A6"/>
@@ -1221,7 +3045,7 @@
     <w:link w:val="CitazioneCarattere"/>
     <w:uiPriority w:val="29"/>
     <w:qFormat/>
-    <w:rsid w:val="00E5023C"/>
+    <w:rsid w:val="00E664DB"/>
     <w:pPr>
       <w:spacing w:before="160"/>
       <w:jc w:val="center"/>
@@ -1237,7 +3061,7 @@
     <w:basedOn w:val="Carpredefinitoparagrafo"/>
     <w:link w:val="Citazione"/>
     <w:uiPriority w:val="29"/>
-    <w:rsid w:val="00E5023C"/>
+    <w:rsid w:val="00E664DB"/>
     <w:rPr>
       <w:i/>
       <w:iCs/>
@@ -1249,7 +3073,7 @@
     <w:basedOn w:val="Normale"/>
     <w:uiPriority w:val="34"/>
     <w:qFormat/>
-    <w:rsid w:val="00E5023C"/>
+    <w:rsid w:val="00E664DB"/>
     <w:pPr>
       <w:ind w:left="720"/>
       <w:contextualSpacing/>
@@ -1260,7 +3084,7 @@
     <w:basedOn w:val="Carpredefinitoparagrafo"/>
     <w:uiPriority w:val="21"/>
     <w:qFormat/>
-    <w:rsid w:val="00E5023C"/>
+    <w:rsid w:val="00E664DB"/>
     <w:rPr>
       <w:i/>
       <w:iCs/>
@@ -1274,7 +3098,7 @@
     <w:link w:val="CitazioneintensaCarattere"/>
     <w:uiPriority w:val="30"/>
     <w:qFormat/>
-    <w:rsid w:val="00E5023C"/>
+    <w:rsid w:val="00E664DB"/>
     <w:pPr>
       <w:pBdr>
         <w:top w:val="single" w:sz="4" w:space="10" w:color="0F4761" w:themeColor="accent1" w:themeShade="BF"/>
@@ -1295,7 +3119,7 @@
     <w:basedOn w:val="Carpredefinitoparagrafo"/>
     <w:link w:val="Citazioneintensa"/>
     <w:uiPriority w:val="30"/>
-    <w:rsid w:val="00E5023C"/>
+    <w:rsid w:val="00E664DB"/>
     <w:rPr>
       <w:i/>
       <w:iCs/>
@@ -1307,7 +3131,7 @@
     <w:basedOn w:val="Carpredefinitoparagrafo"/>
     <w:uiPriority w:val="32"/>
     <w:qFormat/>
-    <w:rsid w:val="00E5023C"/>
+    <w:rsid w:val="00E664DB"/>
     <w:rPr>
       <w:b/>
       <w:bCs/>
